--- a/[2026-GroupID 18] CSC3156 Project Proposal.docx
+++ b/[2026-GroupID 18] CSC3156 Project Proposal.docx
@@ -402,6 +402,13 @@
     </w:tbl>
     <w:sdt>
       <w:sdtPr>
+        <w:rPr>
+          <w:rFonts w:asciiTheme="minorHAnsi" w:eastAsiaTheme="minorEastAsia" w:hAnsiTheme="minorHAnsi" w:cstheme="minorBidi"/>
+          <w:color w:val="auto"/>
+          <w:sz w:val="22"/>
+          <w:szCs w:val="22"/>
+          <w:lang w:val="en-SG" w:eastAsia="en-US"/>
+        </w:rPr>
         <w:id w:val="361787550"/>
         <w:docPartObj>
           <w:docPartGallery w:val="Table of Contents"/>
@@ -410,13 +417,8 @@
       </w:sdtPr>
       <w:sdtEndPr>
         <w:rPr>
-          <w:rFonts w:asciiTheme="minorHAnsi" w:eastAsiaTheme="minorEastAsia" w:hAnsiTheme="minorHAnsi" w:cstheme="minorBidi"/>
           <w:b/>
           <w:bCs/>
-          <w:color w:val="auto"/>
-          <w:sz w:val="22"/>
-          <w:szCs w:val="22"/>
-          <w:lang w:val="en-SG" w:eastAsia="en-US"/>
         </w:rPr>
       </w:sdtEndPr>
       <w:sdtContent>
@@ -432,10 +434,14 @@
           <w:pPr>
             <w:pStyle w:val="TOC1"/>
             <w:tabs>
-              <w:tab w:val="left" w:pos="480"/>
-              <w:tab w:val="right" w:leader="hyphen" w:pos="9016"/>
+              <w:tab w:val="left" w:pos="440"/>
+              <w:tab w:val="right" w:leader="dot" w:pos="9016"/>
             </w:tabs>
             <w:rPr>
+              <w:rFonts w:cstheme="minorBidi"/>
+              <w:b w:val="0"/>
+              <w:bCs w:val="0"/>
+              <w:caps w:val="0"/>
               <w:noProof/>
               <w:kern w:val="2"/>
               <w:sz w:val="24"/>
@@ -445,15 +451,30 @@
             </w:rPr>
           </w:pPr>
           <w:r>
+            <w:rPr>
+              <w:b w:val="0"/>
+              <w:bCs w:val="0"/>
+              <w:caps w:val="0"/>
+            </w:rPr>
             <w:fldChar w:fldCharType="begin"/>
           </w:r>
           <w:r>
+            <w:rPr>
+              <w:b w:val="0"/>
+              <w:bCs w:val="0"/>
+              <w:caps w:val="0"/>
+            </w:rPr>
             <w:instrText xml:space="preserve"> TOC \o "1-5" \h \z \u </w:instrText>
           </w:r>
           <w:r>
+            <w:rPr>
+              <w:b w:val="0"/>
+              <w:bCs w:val="0"/>
+              <w:caps w:val="0"/>
+            </w:rPr>
             <w:fldChar w:fldCharType="separate"/>
           </w:r>
-          <w:hyperlink w:anchor="_Toc226079832" w:history="1">
+          <w:hyperlink w:anchor="_Toc226086040" w:history="1">
             <w:r>
               <w:rPr>
                 <w:rStyle w:val="Hyperlink"/>
@@ -463,6 +484,10 @@
             </w:r>
             <w:r>
               <w:rPr>
+                <w:rFonts w:cstheme="minorBidi"/>
+                <w:b w:val="0"/>
+                <w:bCs w:val="0"/>
+                <w:caps w:val="0"/>
                 <w:noProof/>
                 <w:kern w:val="2"/>
                 <w:sz w:val="24"/>
@@ -498,7 +523,7 @@
                 <w:noProof/>
                 <w:webHidden/>
               </w:rPr>
-              <w:instrText xml:space="preserve"> PAGEREF _Toc226079832 \h </w:instrText>
+              <w:instrText xml:space="preserve"> PAGEREF _Toc226086040 \h </w:instrText>
             </w:r>
             <w:r>
               <w:rPr>
@@ -533,10 +558,14 @@
           <w:pPr>
             <w:pStyle w:val="TOC1"/>
             <w:tabs>
-              <w:tab w:val="left" w:pos="480"/>
-              <w:tab w:val="right" w:leader="hyphen" w:pos="9016"/>
+              <w:tab w:val="left" w:pos="440"/>
+              <w:tab w:val="right" w:leader="dot" w:pos="9016"/>
             </w:tabs>
             <w:rPr>
+              <w:rFonts w:cstheme="minorBidi"/>
+              <w:b w:val="0"/>
+              <w:bCs w:val="0"/>
+              <w:caps w:val="0"/>
               <w:noProof/>
               <w:kern w:val="2"/>
               <w:sz w:val="24"/>
@@ -545,7 +574,7 @@
               <w14:ligatures w14:val="standardContextual"/>
             </w:rPr>
           </w:pPr>
-          <w:hyperlink w:anchor="_Toc226079833" w:history="1">
+          <w:hyperlink w:anchor="_Toc226086041" w:history="1">
             <w:r>
               <w:rPr>
                 <w:rStyle w:val="Hyperlink"/>
@@ -555,6 +584,10 @@
             </w:r>
             <w:r>
               <w:rPr>
+                <w:rFonts w:cstheme="minorBidi"/>
+                <w:b w:val="0"/>
+                <w:bCs w:val="0"/>
+                <w:caps w:val="0"/>
                 <w:noProof/>
                 <w:kern w:val="2"/>
                 <w:sz w:val="24"/>
@@ -590,7 +623,7 @@
                 <w:noProof/>
                 <w:webHidden/>
               </w:rPr>
-              <w:instrText xml:space="preserve"> PAGEREF _Toc226079833 \h </w:instrText>
+              <w:instrText xml:space="preserve"> PAGEREF _Toc226086041 \h </w:instrText>
             </w:r>
             <w:r>
               <w:rPr>
@@ -625,10 +658,11 @@
           <w:pPr>
             <w:pStyle w:val="TOC5"/>
             <w:tabs>
-              <w:tab w:val="left" w:pos="1440"/>
-              <w:tab w:val="right" w:leader="hyphen" w:pos="9016"/>
+              <w:tab w:val="left" w:pos="1540"/>
+              <w:tab w:val="right" w:leader="dot" w:pos="9016"/>
             </w:tabs>
             <w:rPr>
+              <w:rFonts w:cstheme="minorBidi"/>
               <w:noProof/>
               <w:kern w:val="2"/>
               <w:sz w:val="24"/>
@@ -637,7 +671,7 @@
               <w14:ligatures w14:val="standardContextual"/>
             </w:rPr>
           </w:pPr>
-          <w:hyperlink w:anchor="_Toc226079834" w:history="1">
+          <w:hyperlink w:anchor="_Toc226086042" w:history="1">
             <w:r>
               <w:rPr>
                 <w:rStyle w:val="Hyperlink"/>
@@ -648,6 +682,7 @@
             </w:r>
             <w:r>
               <w:rPr>
+                <w:rFonts w:cstheme="minorBidi"/>
                 <w:noProof/>
                 <w:kern w:val="2"/>
                 <w:sz w:val="24"/>
@@ -684,7 +719,7 @@
                 <w:noProof/>
                 <w:webHidden/>
               </w:rPr>
-              <w:instrText xml:space="preserve"> PAGEREF _Toc226079834 \h </w:instrText>
+              <w:instrText xml:space="preserve"> PAGEREF _Toc226086042 \h </w:instrText>
             </w:r>
             <w:r>
               <w:rPr>
@@ -719,10 +754,11 @@
           <w:pPr>
             <w:pStyle w:val="TOC5"/>
             <w:tabs>
-              <w:tab w:val="left" w:pos="1440"/>
-              <w:tab w:val="right" w:leader="hyphen" w:pos="9016"/>
+              <w:tab w:val="left" w:pos="1540"/>
+              <w:tab w:val="right" w:leader="dot" w:pos="9016"/>
             </w:tabs>
             <w:rPr>
+              <w:rFonts w:cstheme="minorBidi"/>
               <w:noProof/>
               <w:kern w:val="2"/>
               <w:sz w:val="24"/>
@@ -731,7 +767,7 @@
               <w14:ligatures w14:val="standardContextual"/>
             </w:rPr>
           </w:pPr>
-          <w:hyperlink w:anchor="_Toc226079835" w:history="1">
+          <w:hyperlink w:anchor="_Toc226086043" w:history="1">
             <w:r>
               <w:rPr>
                 <w:rStyle w:val="Hyperlink"/>
@@ -742,6 +778,7 @@
             </w:r>
             <w:r>
               <w:rPr>
+                <w:rFonts w:cstheme="minorBidi"/>
                 <w:noProof/>
                 <w:kern w:val="2"/>
                 <w:sz w:val="24"/>
@@ -778,7 +815,7 @@
                 <w:noProof/>
                 <w:webHidden/>
               </w:rPr>
-              <w:instrText xml:space="preserve"> PAGEREF _Toc226079835 \h </w:instrText>
+              <w:instrText xml:space="preserve"> PAGEREF _Toc226086043 \h </w:instrText>
             </w:r>
             <w:r>
               <w:rPr>
@@ -813,10 +850,11 @@
           <w:pPr>
             <w:pStyle w:val="TOC5"/>
             <w:tabs>
-              <w:tab w:val="left" w:pos="1440"/>
-              <w:tab w:val="right" w:leader="hyphen" w:pos="9016"/>
+              <w:tab w:val="left" w:pos="1540"/>
+              <w:tab w:val="right" w:leader="dot" w:pos="9016"/>
             </w:tabs>
             <w:rPr>
+              <w:rFonts w:cstheme="minorBidi"/>
               <w:noProof/>
               <w:kern w:val="2"/>
               <w:sz w:val="24"/>
@@ -825,7 +863,7 @@
               <w14:ligatures w14:val="standardContextual"/>
             </w:rPr>
           </w:pPr>
-          <w:hyperlink w:anchor="_Toc226079836" w:history="1">
+          <w:hyperlink w:anchor="_Toc226086044" w:history="1">
             <w:r>
               <w:rPr>
                 <w:rStyle w:val="Hyperlink"/>
@@ -836,6 +874,7 @@
             </w:r>
             <w:r>
               <w:rPr>
+                <w:rFonts w:cstheme="minorBidi"/>
                 <w:noProof/>
                 <w:kern w:val="2"/>
                 <w:sz w:val="24"/>
@@ -872,7 +911,7 @@
                 <w:noProof/>
                 <w:webHidden/>
               </w:rPr>
-              <w:instrText xml:space="preserve"> PAGEREF _Toc226079836 \h </w:instrText>
+              <w:instrText xml:space="preserve"> PAGEREF _Toc226086044 \h </w:instrText>
             </w:r>
             <w:r>
               <w:rPr>
@@ -907,10 +946,11 @@
           <w:pPr>
             <w:pStyle w:val="TOC5"/>
             <w:tabs>
-              <w:tab w:val="left" w:pos="1440"/>
-              <w:tab w:val="right" w:leader="hyphen" w:pos="9016"/>
+              <w:tab w:val="left" w:pos="1540"/>
+              <w:tab w:val="right" w:leader="dot" w:pos="9016"/>
             </w:tabs>
             <w:rPr>
+              <w:rFonts w:cstheme="minorBidi"/>
               <w:noProof/>
               <w:kern w:val="2"/>
               <w:sz w:val="24"/>
@@ -919,7 +959,7 @@
               <w14:ligatures w14:val="standardContextual"/>
             </w:rPr>
           </w:pPr>
-          <w:hyperlink w:anchor="_Toc226079837" w:history="1">
+          <w:hyperlink w:anchor="_Toc226086045" w:history="1">
             <w:r>
               <w:rPr>
                 <w:rStyle w:val="Hyperlink"/>
@@ -930,6 +970,7 @@
             </w:r>
             <w:r>
               <w:rPr>
+                <w:rFonts w:cstheme="minorBidi"/>
                 <w:noProof/>
                 <w:kern w:val="2"/>
                 <w:sz w:val="24"/>
@@ -966,7 +1007,7 @@
                 <w:noProof/>
                 <w:webHidden/>
               </w:rPr>
-              <w:instrText xml:space="preserve"> PAGEREF _Toc226079837 \h </w:instrText>
+              <w:instrText xml:space="preserve"> PAGEREF _Toc226086045 \h </w:instrText>
             </w:r>
             <w:r>
               <w:rPr>
@@ -1001,10 +1042,14 @@
           <w:pPr>
             <w:pStyle w:val="TOC1"/>
             <w:tabs>
-              <w:tab w:val="left" w:pos="480"/>
-              <w:tab w:val="right" w:leader="hyphen" w:pos="9016"/>
+              <w:tab w:val="left" w:pos="440"/>
+              <w:tab w:val="right" w:leader="dot" w:pos="9016"/>
             </w:tabs>
             <w:rPr>
+              <w:rFonts w:cstheme="minorBidi"/>
+              <w:b w:val="0"/>
+              <w:bCs w:val="0"/>
+              <w:caps w:val="0"/>
               <w:noProof/>
               <w:kern w:val="2"/>
               <w:sz w:val="24"/>
@@ -1013,7 +1058,7 @@
               <w14:ligatures w14:val="standardContextual"/>
             </w:rPr>
           </w:pPr>
-          <w:hyperlink w:anchor="_Toc226079838" w:history="1">
+          <w:hyperlink w:anchor="_Toc226086046" w:history="1">
             <w:r>
               <w:rPr>
                 <w:rStyle w:val="Hyperlink"/>
@@ -1023,6 +1068,10 @@
             </w:r>
             <w:r>
               <w:rPr>
+                <w:rFonts w:cstheme="minorBidi"/>
+                <w:b w:val="0"/>
+                <w:bCs w:val="0"/>
+                <w:caps w:val="0"/>
                 <w:noProof/>
                 <w:kern w:val="2"/>
                 <w:sz w:val="24"/>
@@ -1058,7 +1107,7 @@
                 <w:noProof/>
                 <w:webHidden/>
               </w:rPr>
-              <w:instrText xml:space="preserve"> PAGEREF _Toc226079838 \h </w:instrText>
+              <w:instrText xml:space="preserve"> PAGEREF _Toc226086046 \h </w:instrText>
             </w:r>
             <w:r>
               <w:rPr>
@@ -1093,10 +1142,14 @@
           <w:pPr>
             <w:pStyle w:val="TOC1"/>
             <w:tabs>
-              <w:tab w:val="left" w:pos="480"/>
-              <w:tab w:val="right" w:leader="hyphen" w:pos="9016"/>
+              <w:tab w:val="left" w:pos="440"/>
+              <w:tab w:val="right" w:leader="dot" w:pos="9016"/>
             </w:tabs>
             <w:rPr>
+              <w:rFonts w:cstheme="minorBidi"/>
+              <w:b w:val="0"/>
+              <w:bCs w:val="0"/>
+              <w:caps w:val="0"/>
               <w:noProof/>
               <w:kern w:val="2"/>
               <w:sz w:val="24"/>
@@ -1105,7 +1158,7 @@
               <w14:ligatures w14:val="standardContextual"/>
             </w:rPr>
           </w:pPr>
-          <w:hyperlink w:anchor="_Toc226079839" w:history="1">
+          <w:hyperlink w:anchor="_Toc226086047" w:history="1">
             <w:r>
               <w:rPr>
                 <w:rStyle w:val="Hyperlink"/>
@@ -1115,6 +1168,10 @@
             </w:r>
             <w:r>
               <w:rPr>
+                <w:rFonts w:cstheme="minorBidi"/>
+                <w:b w:val="0"/>
+                <w:bCs w:val="0"/>
+                <w:caps w:val="0"/>
                 <w:noProof/>
                 <w:kern w:val="2"/>
                 <w:sz w:val="24"/>
@@ -1150,7 +1207,7 @@
                 <w:noProof/>
                 <w:webHidden/>
               </w:rPr>
-              <w:instrText xml:space="preserve"> PAGEREF _Toc226079839 \h </w:instrText>
+              <w:instrText xml:space="preserve"> PAGEREF _Toc226086047 \h </w:instrText>
             </w:r>
             <w:r>
               <w:rPr>
@@ -1183,6 +1240,14 @@
         </w:p>
         <w:p>
           <w:r>
+            <w:rPr>
+              <w:rFonts w:cstheme="minorHAnsi"/>
+              <w:b/>
+              <w:bCs/>
+              <w:caps/>
+              <w:sz w:val="20"/>
+              <w:szCs w:val="20"/>
+            </w:rPr>
             <w:fldChar w:fldCharType="end"/>
           </w:r>
         </w:p>
@@ -1213,7 +1278,7 @@
         </w:numPr>
         <w:spacing w:line="276" w:lineRule="auto"/>
       </w:pPr>
-      <w:bookmarkStart w:id="0" w:name="_Toc226079832"/>
+      <w:bookmarkStart w:id="0" w:name="_Toc226086040"/>
       <w:r>
         <w:lastRenderedPageBreak/>
         <w:t>Introduction</w:t>
@@ -1577,7 +1642,7 @@
         </w:numPr>
         <w:spacing w:line="276" w:lineRule="auto"/>
       </w:pPr>
-      <w:bookmarkStart w:id="1" w:name="_Toc226079833"/>
+      <w:bookmarkStart w:id="1" w:name="_Toc226086041"/>
       <w:r>
         <w:lastRenderedPageBreak/>
         <w:t>Proposed</w:t>
@@ -1613,7 +1678,7 @@
           <w:lang w:val="en-GB"/>
         </w:rPr>
       </w:pPr>
-      <w:bookmarkStart w:id="2" w:name="_Toc226079834"/>
+      <w:bookmarkStart w:id="2" w:name="_Toc226086042"/>
       <w:r>
         <w:rPr>
           <w:lang w:val="en-GB"/>
@@ -1780,7 +1845,7 @@
           <w:lang w:val="en-GB"/>
         </w:rPr>
       </w:pPr>
-      <w:bookmarkStart w:id="3" w:name="_Toc226079835"/>
+      <w:bookmarkStart w:id="3" w:name="_Toc226086043"/>
       <w:r>
         <w:rPr>
           <w:lang w:val="en-GB"/>
@@ -2669,7 +2734,7 @@
           <w:lang w:val="en-GB"/>
         </w:rPr>
       </w:pPr>
-      <w:bookmarkStart w:id="4" w:name="_Toc226079836"/>
+      <w:bookmarkStart w:id="4" w:name="_Toc226086044"/>
       <w:r>
         <w:rPr>
           <w:lang w:val="en-GB"/>
@@ -2794,7 +2859,7 @@
           <w:lang w:val="en-GB"/>
         </w:rPr>
       </w:pPr>
-      <w:bookmarkStart w:id="5" w:name="_Toc226079837"/>
+      <w:bookmarkStart w:id="5" w:name="_Toc226086045"/>
       <w:r>
         <w:rPr>
           <w:lang w:val="en-GB"/>
@@ -2979,7 +3044,7 @@
         </w:numPr>
         <w:spacing w:line="276" w:lineRule="auto"/>
       </w:pPr>
-      <w:bookmarkStart w:id="6" w:name="_Toc226079838"/>
+      <w:bookmarkStart w:id="6" w:name="_Toc226086046"/>
       <w:r>
         <w:lastRenderedPageBreak/>
         <w:t>Schedule</w:t>
@@ -3939,14 +4004,7 @@
                 <w:sz w:val="22"/>
                 <w:szCs w:val="22"/>
               </w:rPr>
-              <w:t xml:space="preserve">Week </w:t>
-            </w:r>
-            <w:r>
-              <w:rPr>
-                <w:sz w:val="22"/>
-                <w:szCs w:val="22"/>
-              </w:rPr>
-              <w:t>4</w:t>
+              <w:t>Week 4</w:t>
             </w:r>
           </w:p>
         </w:tc>
@@ -4052,14 +4110,7 @@
                 <w:sz w:val="22"/>
                 <w:szCs w:val="22"/>
               </w:rPr>
-              <w:t xml:space="preserve">Week </w:t>
-            </w:r>
-            <w:r>
-              <w:rPr>
-                <w:sz w:val="22"/>
-                <w:szCs w:val="22"/>
-              </w:rPr>
-              <w:t>4</w:t>
+              <w:t>Week 4</w:t>
             </w:r>
           </w:p>
         </w:tc>
@@ -4096,14 +4147,7 @@
                 <w:sz w:val="22"/>
                 <w:szCs w:val="22"/>
               </w:rPr>
-              <w:t xml:space="preserve">Week </w:t>
-            </w:r>
-            <w:r>
-              <w:rPr>
-                <w:sz w:val="22"/>
-                <w:szCs w:val="22"/>
-              </w:rPr>
-              <w:t>4</w:t>
+              <w:t>Week 4</w:t>
             </w:r>
           </w:p>
         </w:tc>
@@ -4290,7 +4334,7 @@
         </w:numPr>
         <w:spacing w:line="276" w:lineRule="auto"/>
       </w:pPr>
-      <w:bookmarkStart w:id="7" w:name="_Toc226079839"/>
+      <w:bookmarkStart w:id="7" w:name="_Toc226086047"/>
       <w:r>
         <w:lastRenderedPageBreak/>
         <w:t>Team members and roles</w:t>
@@ -4582,7 +4626,16 @@
                 <w:spacing w:val="-1"/>
                 <w:lang w:val="en-GB" w:eastAsia="zh-SG"/>
               </w:rPr>
-              <w:t>Backend &amp; Cloud Architecture: Responsible for designing the overall system architecture and implementing core AWS components including Lambda functions (submit, worker, get) and API Gateway endpoints, as well as configuring IAM roles and permissions.</w:t>
+              <w:t>Backend &amp; Cloud Architecture: Responsible for designing the overall system architecture and implementing core AWS components including Lambda functions (submit, worker, get) and API Gateway endpoints</w:t>
+            </w:r>
+            <w:r>
+              <w:rPr>
+                <w:rFonts w:ascii="Arial" w:eastAsia="Verdana" w:hAnsi="Arial" w:cs="Arial"/>
+                <w:color w:val="000000" w:themeColor="text1"/>
+                <w:spacing w:val="-1"/>
+                <w:lang w:val="en-GB" w:eastAsia="zh-SG"/>
+              </w:rPr>
+              <w:t>.</w:t>
             </w:r>
           </w:p>
         </w:tc>
@@ -4965,25 +5018,7 @@
                 <w:spacing w:val="-1"/>
                 <w:lang w:val="en-GB" w:eastAsia="zh-SG"/>
               </w:rPr>
-              <w:t xml:space="preserve">Testing, Monitoring &amp; Documentation: Responsible for conducting end-to-end testing, monitoring system </w:t>
-            </w:r>
-            <w:r>
-              <w:rPr>
-                <w:rFonts w:ascii="Arial" w:eastAsia="Verdana" w:hAnsi="Arial" w:cs="Arial"/>
-                <w:color w:val="000000" w:themeColor="text1"/>
-                <w:spacing w:val="-1"/>
-                <w:lang w:val="en-GB" w:eastAsia="zh-SG"/>
-              </w:rPr>
-              <w:t>behaviour</w:t>
-            </w:r>
-            <w:r>
-              <w:rPr>
-                <w:rFonts w:ascii="Arial" w:eastAsia="Verdana" w:hAnsi="Arial" w:cs="Arial"/>
-                <w:color w:val="000000" w:themeColor="text1"/>
-                <w:spacing w:val="-1"/>
-                <w:lang w:val="en-GB" w:eastAsia="zh-SG"/>
-              </w:rPr>
-              <w:t xml:space="preserve"> using CloudWatch logs, handling edge cases such as failures and retries, and preparing the final report, diagrams, and documentation.</w:t>
+              <w:t>Testing, Monitoring &amp; Documentation: Responsible for conducting end-to-end testing, monitoring system behaviour using CloudWatch logs, handling edge cases such as failures and retries, and preparing the final report, diagrams, and documentation.</w:t>
             </w:r>
           </w:p>
         </w:tc>
@@ -8012,6 +8047,7 @@
   <w:style w:type="character" w:default="1" w:styleId="DefaultParagraphFont">
     <w:name w:val="Default Paragraph Font"/>
     <w:uiPriority w:val="1"/>
+    <w:semiHidden/>
     <w:unhideWhenUsed/>
   </w:style>
   <w:style w:type="table" w:default="1" w:styleId="TableNormal">
@@ -8872,8 +8908,16 @@
     <w:unhideWhenUsed/>
     <w:rsid w:val="004365DA"/>
     <w:pPr>
-      <w:spacing w:after="100"/>
+      <w:spacing w:before="120" w:after="120"/>
     </w:pPr>
+    <w:rPr>
+      <w:rFonts w:cstheme="minorHAnsi"/>
+      <w:b/>
+      <w:bCs/>
+      <w:caps/>
+      <w:sz w:val="20"/>
+      <w:szCs w:val="20"/>
+    </w:rPr>
   </w:style>
   <w:style w:type="paragraph" w:styleId="TOC5">
     <w:name w:val="toc 5"/>
@@ -8884,9 +8928,135 @@
     <w:unhideWhenUsed/>
     <w:rsid w:val="004365DA"/>
     <w:pPr>
-      <w:spacing w:after="100"/>
       <w:ind w:left="880"/>
     </w:pPr>
+    <w:rPr>
+      <w:rFonts w:cstheme="minorHAnsi"/>
+      <w:sz w:val="18"/>
+      <w:szCs w:val="18"/>
+    </w:rPr>
+  </w:style>
+  <w:style w:type="paragraph" w:styleId="TOC2">
+    <w:name w:val="toc 2"/>
+    <w:basedOn w:val="Normal"/>
+    <w:next w:val="Normal"/>
+    <w:autoRedefine/>
+    <w:uiPriority w:val="39"/>
+    <w:unhideWhenUsed/>
+    <w:rsid w:val="00381881"/>
+    <w:pPr>
+      <w:ind w:left="220"/>
+    </w:pPr>
+    <w:rPr>
+      <w:rFonts w:cstheme="minorHAnsi"/>
+      <w:smallCaps/>
+      <w:sz w:val="20"/>
+      <w:szCs w:val="20"/>
+    </w:rPr>
+  </w:style>
+  <w:style w:type="paragraph" w:styleId="TOC3">
+    <w:name w:val="toc 3"/>
+    <w:basedOn w:val="Normal"/>
+    <w:next w:val="Normal"/>
+    <w:autoRedefine/>
+    <w:uiPriority w:val="39"/>
+    <w:unhideWhenUsed/>
+    <w:rsid w:val="00381881"/>
+    <w:pPr>
+      <w:ind w:left="440"/>
+    </w:pPr>
+    <w:rPr>
+      <w:rFonts w:cstheme="minorHAnsi"/>
+      <w:i/>
+      <w:iCs/>
+      <w:sz w:val="20"/>
+      <w:szCs w:val="20"/>
+    </w:rPr>
+  </w:style>
+  <w:style w:type="paragraph" w:styleId="TOC4">
+    <w:name w:val="toc 4"/>
+    <w:basedOn w:val="Normal"/>
+    <w:next w:val="Normal"/>
+    <w:autoRedefine/>
+    <w:uiPriority w:val="39"/>
+    <w:unhideWhenUsed/>
+    <w:rsid w:val="00381881"/>
+    <w:pPr>
+      <w:ind w:left="660"/>
+    </w:pPr>
+    <w:rPr>
+      <w:rFonts w:cstheme="minorHAnsi"/>
+      <w:sz w:val="18"/>
+      <w:szCs w:val="18"/>
+    </w:rPr>
+  </w:style>
+  <w:style w:type="paragraph" w:styleId="TOC6">
+    <w:name w:val="toc 6"/>
+    <w:basedOn w:val="Normal"/>
+    <w:next w:val="Normal"/>
+    <w:autoRedefine/>
+    <w:uiPriority w:val="39"/>
+    <w:unhideWhenUsed/>
+    <w:rsid w:val="00381881"/>
+    <w:pPr>
+      <w:ind w:left="1100"/>
+    </w:pPr>
+    <w:rPr>
+      <w:rFonts w:cstheme="minorHAnsi"/>
+      <w:sz w:val="18"/>
+      <w:szCs w:val="18"/>
+    </w:rPr>
+  </w:style>
+  <w:style w:type="paragraph" w:styleId="TOC7">
+    <w:name w:val="toc 7"/>
+    <w:basedOn w:val="Normal"/>
+    <w:next w:val="Normal"/>
+    <w:autoRedefine/>
+    <w:uiPriority w:val="39"/>
+    <w:unhideWhenUsed/>
+    <w:rsid w:val="00381881"/>
+    <w:pPr>
+      <w:ind w:left="1320"/>
+    </w:pPr>
+    <w:rPr>
+      <w:rFonts w:cstheme="minorHAnsi"/>
+      <w:sz w:val="18"/>
+      <w:szCs w:val="18"/>
+    </w:rPr>
+  </w:style>
+  <w:style w:type="paragraph" w:styleId="TOC8">
+    <w:name w:val="toc 8"/>
+    <w:basedOn w:val="Normal"/>
+    <w:next w:val="Normal"/>
+    <w:autoRedefine/>
+    <w:uiPriority w:val="39"/>
+    <w:unhideWhenUsed/>
+    <w:rsid w:val="00381881"/>
+    <w:pPr>
+      <w:ind w:left="1540"/>
+    </w:pPr>
+    <w:rPr>
+      <w:rFonts w:cstheme="minorHAnsi"/>
+      <w:sz w:val="18"/>
+      <w:szCs w:val="18"/>
+    </w:rPr>
+  </w:style>
+  <w:style w:type="paragraph" w:styleId="TOC9">
+    <w:name w:val="toc 9"/>
+    <w:basedOn w:val="Normal"/>
+    <w:next w:val="Normal"/>
+    <w:autoRedefine/>
+    <w:uiPriority w:val="39"/>
+    <w:unhideWhenUsed/>
+    <w:rsid w:val="00381881"/>
+    <w:pPr>
+      <w:ind w:left="1760"/>
+    </w:pPr>
+    <w:rPr>
+      <w:rFonts w:cstheme="minorHAnsi"/>
+      <w:sz w:val="18"/>
+      <w:szCs w:val="18"/>
+    </w:rPr>
   </w:style>
 </w:styles>
 </file>

--- a/[2026-GroupID 18] CSC3156 Project Proposal.docx
+++ b/[2026-GroupID 18] CSC3156 Project Proposal.docx
@@ -251,7 +251,23 @@
                 <w:sz w:val="28"/>
                 <w:szCs w:val="28"/>
               </w:rPr>
-              <w:t>Yap Zi Yang Irwen, Thang Weng Khong, Muhammed Fakhrurazi Bin Helmi, Tan Yong Chin</w:t>
+              <w:t>Yap Zi Yang Irwen, Thang Weng Khong, Muhamm</w:t>
+            </w:r>
+            <w:r>
+              <w:rPr>
+                <w:rFonts w:ascii="Arial" w:hAnsi="Arial"/>
+                <w:sz w:val="28"/>
+                <w:szCs w:val="28"/>
+              </w:rPr>
+              <w:t>a</w:t>
+            </w:r>
+            <w:r>
+              <w:rPr>
+                <w:rFonts w:ascii="Arial" w:hAnsi="Arial"/>
+                <w:sz w:val="28"/>
+                <w:szCs w:val="28"/>
+              </w:rPr>
+              <w:t>d Fakhrurazi Bin Helmi, Tan Yong Chin</w:t>
             </w:r>
           </w:p>
           <w:p>
@@ -1486,21 +1502,7 @@
         <w:rPr>
           <w:lang w:val="en-GB"/>
         </w:rPr>
-        <w:t xml:space="preserve">To simulate real-world distributed systems such as job schedulers and cloud compute platforms (e.g., Google </w:t>
-      </w:r>
-      <w:proofErr w:type="spellStart"/>
-      <w:r>
-        <w:rPr>
-          <w:lang w:val="en-GB"/>
-        </w:rPr>
-        <w:t>Colab</w:t>
-      </w:r>
-      <w:proofErr w:type="spellEnd"/>
-      <w:r>
-        <w:rPr>
-          <w:lang w:val="en-GB"/>
-        </w:rPr>
-        <w:t xml:space="preserve">, AWS Batch) </w:t>
+        <w:t xml:space="preserve">To simulate real-world distributed systems such as job schedulers and cloud compute platforms (e.g., Google Colab, AWS Batch) </w:t>
       </w:r>
     </w:p>
     <w:p>
@@ -1939,21 +1941,7 @@
         <w:rPr>
           <w:lang w:val="en-GB"/>
         </w:rPr>
-        <w:t>GET /jobs/{</w:t>
-      </w:r>
-      <w:proofErr w:type="spellStart"/>
-      <w:r>
-        <w:rPr>
-          <w:lang w:val="en-GB"/>
-        </w:rPr>
-        <w:t>jobId</w:t>
-      </w:r>
-      <w:proofErr w:type="spellEnd"/>
-      <w:r>
-        <w:rPr>
-          <w:lang w:val="en-GB"/>
-        </w:rPr>
-        <w:t xml:space="preserve">} </w:t>
+        <w:t xml:space="preserve">GET /jobs/{jobId} </w:t>
       </w:r>
     </w:p>
     <w:p>
@@ -2030,7 +2018,6 @@
         <w:tab/>
         <w:t>[</w:t>
       </w:r>
-      <w:proofErr w:type="spellStart"/>
       <w:r>
         <w:rPr>
           <w:b/>
@@ -2039,7 +2026,6 @@
         </w:rPr>
         <w:t>submitJobLambda</w:t>
       </w:r>
-      <w:proofErr w:type="spellEnd"/>
       <w:r>
         <w:rPr>
           <w:b/>
@@ -2152,7 +2138,6 @@
         <w:tab/>
         <w:t>[</w:t>
       </w:r>
-      <w:proofErr w:type="spellStart"/>
       <w:r>
         <w:rPr>
           <w:b/>
@@ -2161,7 +2146,6 @@
         </w:rPr>
         <w:t>workerLambda</w:t>
       </w:r>
-      <w:proofErr w:type="spellEnd"/>
       <w:r>
         <w:rPr>
           <w:b/>
@@ -2272,26 +2256,16 @@
           <w:lang w:val="en-GB"/>
         </w:rPr>
         <w:tab/>
-        <w:t>[</w:t>
-      </w:r>
-      <w:proofErr w:type="spellStart"/>
+        <w:t>[g</w:t>
+      </w:r>
       <w:r>
         <w:rPr>
           <w:b/>
           <w:bCs/>
           <w:lang w:val="en-GB"/>
         </w:rPr>
-        <w:t>g</w:t>
-      </w:r>
-      <w:r>
-        <w:rPr>
-          <w:b/>
-          <w:bCs/>
-          <w:lang w:val="en-GB"/>
-        </w:rPr>
         <w:t>etJobLambda</w:t>
       </w:r>
-      <w:proofErr w:type="spellEnd"/>
       <w:r>
         <w:rPr>
           <w:b/>
@@ -2702,16 +2676,8 @@
         <w:rPr>
           <w:lang w:val="en-GB"/>
         </w:rPr>
-        <w:t xml:space="preserve">Enables observability of system </w:t>
-      </w:r>
-      <w:proofErr w:type="spellStart"/>
-      <w:r>
-        <w:rPr>
-          <w:lang w:val="en-GB"/>
-        </w:rPr>
-        <w:t>behavior</w:t>
-      </w:r>
-      <w:proofErr w:type="spellEnd"/>
+        <w:t>Enables observability of system behavior</w:t>
+      </w:r>
     </w:p>
     <w:p>
       <w:pPr>
@@ -4807,25 +4773,7 @@
                 <w:color w:val="000000"/>
                 <w:lang w:eastAsia="zh-CN"/>
               </w:rPr>
-              <w:t xml:space="preserve">Muhammad </w:t>
-            </w:r>
-            <w:proofErr w:type="spellStart"/>
-            <w:r>
-              <w:rPr>
-                <w:rFonts w:ascii="Arial" w:eastAsia="Times New Roman" w:hAnsi="Arial" w:cs="Arial"/>
-                <w:color w:val="000000"/>
-                <w:lang w:eastAsia="zh-CN"/>
-              </w:rPr>
-              <w:t>Fakhrurazi</w:t>
-            </w:r>
-            <w:proofErr w:type="spellEnd"/>
-            <w:r>
-              <w:rPr>
-                <w:rFonts w:ascii="Arial" w:eastAsia="Times New Roman" w:hAnsi="Arial" w:cs="Arial"/>
-                <w:color w:val="000000"/>
-                <w:lang w:eastAsia="zh-CN"/>
-              </w:rPr>
-              <w:t xml:space="preserve"> Bin Helmi</w:t>
+              <w:t>Muhammad Fakhrurazi Bin Helmi</w:t>
             </w:r>
           </w:p>
         </w:tc>
@@ -4883,27 +4831,7 @@
                 <w:spacing w:val="-1"/>
                 <w:lang w:val="en-GB" w:eastAsia="zh-SG"/>
               </w:rPr>
-              <w:t xml:space="preserve">Frontend Development: Responsible for building the user interface using Next.js and </w:t>
-            </w:r>
-            <w:proofErr w:type="spellStart"/>
-            <w:r>
-              <w:rPr>
-                <w:rFonts w:ascii="Arial" w:eastAsia="Verdana" w:hAnsi="Arial" w:cs="Arial"/>
-                <w:color w:val="000000" w:themeColor="text1"/>
-                <w:spacing w:val="-1"/>
-                <w:lang w:val="en-GB" w:eastAsia="zh-SG"/>
-              </w:rPr>
-              <w:t>TailwindCSS</w:t>
-            </w:r>
-            <w:proofErr w:type="spellEnd"/>
-            <w:r>
-              <w:rPr>
-                <w:rFonts w:ascii="Arial" w:eastAsia="Verdana" w:hAnsi="Arial" w:cs="Arial"/>
-                <w:color w:val="000000" w:themeColor="text1"/>
-                <w:spacing w:val="-1"/>
-                <w:lang w:val="en-GB" w:eastAsia="zh-SG"/>
-              </w:rPr>
-              <w:t>, integrating the Monaco editor for job input, implementing API interactions (job submission and polling), and displaying job status and results.</w:t>
+              <w:t>Frontend Development: Responsible for building the user interface using Next.js and TailwindCSS, integrating the Monaco editor for job input, implementing API interactions (job submission and polling), and displaying job status and results.</w:t>
             </w:r>
           </w:p>
         </w:tc>
